--- a/tillsyn/A 60193-2023 tillsynsbegäran.docx
+++ b/tillsyn/A 60193-2023 tillsynsbegäran.docx
@@ -466,7 +466,7 @@
     <w:r>
       <w:tab/>
       <w:tab/>
-      <w:t>2026-06-18</w:t>
+      <w:t>2026-06-19</w:t>
       <w:br/>
       <w:br/>
     </w:r>

--- a/tillsyn/A 60193-2023 tillsynsbegäran.docx
+++ b/tillsyn/A 60193-2023 tillsynsbegäran.docx
@@ -466,7 +466,7 @@
     <w:r>
       <w:tab/>
       <w:tab/>
-      <w:t>2026-06-19</w:t>
+      <w:t>2026-06-20</w:t>
       <w:br/>
       <w:br/>
     </w:r>

--- a/tillsyn/A 60193-2023 tillsynsbegäran.docx
+++ b/tillsyn/A 60193-2023 tillsynsbegäran.docx
@@ -12,10 +12,7 @@
     </w:p>
     <w:p>
       <w:r>
-        <w:t>Detta dokument behandlar höga naturvärden i avverkningsanmälan A 60193-2023 i Jokkmokks kommun som inkom 2023-11-28 och omfattar 11,1 ha.</w:t>
-      </w:r>
-      <w:r>
-        <w:t xml:space="preserve"> I Figur 1 visas fyndplatser för naturvårdsarter i området, som finns registrerade på Artportalen.</w:t>
+        <w:t>Denna tillsynsbegäran behandlar höga naturvärden i avverkningsanmälan A 60193-2023 i Jokkmokks kommun som inkom 2023-11-28 och omfattar 11,1 ha.</w:t>
       </w:r>
     </w:p>
     <w:p>
@@ -63,7 +60,20 @@
         <w:spacing w:after="240"/>
       </w:pPr>
       <w:r>
-        <w:t>Figur 1. Fyndplatser för naturvårdsarter i avverkningsanmälan (röd linje). Inom parentes anges rödlistekategorier, S för signalarter, Tför typiska arter och fridlysningsparagrafer i artskyddsförordningen.Markörer utan svart kant är placerade på fyndplatsen. Markörer med svart kant är placerade vid sidan av fyndplatsen och har ett svart streck som visar fyndplatsens exakta position. Kartans mittpunktskoordinat är N 7404675, E 674875 i SWEREF 99 TM.</w:t>
+        <w:t>Figur 1. Fyndplatser för naturvårdsarter i avverkningsanmälan. Markörer utan svart kant är placerade på fyndplatsen. Markörer med svart kant är placerade vid sidan av fyndplatsen har ett svart streck som visar fyndplatsens exakta position. Kartans mittpunktskoordinat är N 7404675, E 674875 i SWEREF 99 TM.</w:t>
+      </w:r>
+    </w:p>
+    <w:p>
+      <w:r>
+        <w:t>I avverkningsanmälan finns fynd av 6 naturvårdsarter, varav 6 är rödlistade, 1 är fridlyst och 4 är typiska (T): blanksvart spiklav (NT), knottrig blåslav (NT, T), kolflarnlav (NT, T), lappmes (NT, T, §4), mörk kolflarnlav (NT) och vedskivlav (NT, T). Se Figur 1.</w:t>
+      </w:r>
+    </w:p>
+    <w:p>
+      <w:pPr>
+        <w:pStyle w:val="Heading1"/>
+      </w:pPr>
+      <w:r>
+        <w:t>Tillsynsbegäran</w:t>
       </w:r>
     </w:p>
     <w:p>
@@ -77,86 +87,16 @@
       </w:r>
     </w:p>
     <w:p>
-      <w:r>
-        <w:t>Nedan beskrivs fynd av naturvårdsarter och fridlysta arter som gjorts i det avverkningsanmälda området. I BILAGA 1 finns artfakta om fridlysta arter.</w:t>
-      </w:r>
-    </w:p>
-    <w:p>
       <w:pPr>
         <w:pStyle w:val="Heading1"/>
       </w:pPr>
       <w:r>
-        <w:t>Naturvårdsarter</w:t>
+        <w:t>Naturvårdsarter och fridlysta arter</w:t>
       </w:r>
     </w:p>
     <w:p>
       <w:r>
-        <w:t>I avverkningsanmälan har följande 6 naturvårdsarter hittats: blanksvart spiklav (NT), knottrig blåslav (NT, T), kolflarnlav (NT, T), lappmes (NT, T, §4), mörk kolflarnlav (NT) och vedskivlav (NT, T). Av dessa är 6 rödlistade. För rödlistade arter har rödlistekategorin angivits inom parentes. Typiska arter inom Natura 2000 som är kopplade till skogsekosystem har markerats med (T). För fridlysta arter anges även paragrafen i Artskyddsförordningen som arten är fridlyst enligt.</w:t>
-      </w:r>
-    </w:p>
-    <w:p>
-      <w:r>
-        <w:t>De påträffade naturvårdsarterna är ett tydligt kvitto på att det rör sig om en skog med höga naturvärden.</w:t>
-      </w:r>
-    </w:p>
-    <w:p>
-      <w:pPr>
-        <w:pStyle w:val="Heading2"/>
-      </w:pPr>
-      <w:r>
-        <w:t>Fridlysta arter</w:t>
-      </w:r>
-    </w:p>
-    <w:p>
-      <w:r>
-        <w:t>Följande fridlysta arter har sina livsmiljöer och växtplatser i den avverkningsanmälda skogen: lappmes (NT, T, §4).</w:t>
-      </w:r>
-    </w:p>
-    <w:p>
-      <w:r>
-        <w:t xml:space="preserve">Observera att medlemsländerna är skyldiga att agera i enlighet med EU:s fågeldirektiv där det uttryckligen står att direktivet gäller för fåglar samt för deras ägg, bon och </w:t>
-      </w:r>
-      <w:r>
-        <w:rPr>
-          <w:b/>
-        </w:rPr>
-        <w:t xml:space="preserve">livsmiljöer </w:t>
-      </w:r>
-      <w:r>
-        <w:t>(artikel 1). Vidare att de åtgärder som vidtas inte får leda till en försämring av den nuvarande situationen beträffande bevarandet av de fågelarter som avses i artikel 1 (artikel 13). Fågeldirektivet är styrande för tillsynsansvariga myndigheters ärendehantering, ställningstaganden och beslutsfattande.</w:t>
-      </w:r>
-    </w:p>
-    <w:p>
-      <w:r>
-        <w:rPr>
-          <w:b/>
-        </w:rPr>
-        <w:t>Lappmes (NT, §4)</w:t>
-      </w:r>
-      <w:r>
-        <w:t xml:space="preserve">, som är typisk art för </w:t>
-      </w:r>
-      <w:r>
-        <w:rPr>
-          <w:i/>
-        </w:rPr>
-        <w:t>9010 Taiga</w:t>
-      </w:r>
-      <w:r>
-        <w:t>, rödlistad som nära hotad och prioriterad art i Skogsvårdslagen, har minskat med 17,5 (5–30) % under de senaste 10 åren. Lappmesen är en mycket stationär art som häckar i norra Sveriges barr- och blandskogar samt i fjällbjörkskogen. Arten missgynnas starkt av skogsbruk och studier har visat att överlevnaden och vikten hos flygga ungfåglar är högre i naturskog än i gallrad skog. Hemområdesstorleken under häckningstid anges uppgå till 15–20 ha, men kan i marginella habitat vara mycket större, 50–100 ha. Minsta areal äldre skog med observationer under häckningstid i norra Finland var 15 ha. Minskningstakten för den svenska populationen bedöms vara nära gränsvärdet för Sårbar (VU). (A2bc) (SLU Artdatabanken, 2024; Skogsstyrelsen, 2016).</w:t>
-      </w:r>
-    </w:p>
-    <w:p>
-      <w:r>
-        <w:t>I BILAGA 1 finns mer detaljerad information om ekologi samt krav på livsmiljö hos fridlysta arter.</w:t>
-      </w:r>
-    </w:p>
-    <w:p>
-      <w:pPr>
-        <w:pStyle w:val="Heading2"/>
-      </w:pPr>
-      <w:r>
-        <w:t>Övriga naturvårdsarter</w:t>
+        <w:t>Nedan följer beskrivningar av de naturvårdsarter och fridlysta arter som har sina livsmiljöer och växtplatser i den avverkningsanmälda skogen. Se även ytterligare artfakta i BILAGA 1. De påträffade naturvårdsarterna är ett tydligt kvitto på att det rör sig om en skog med höga naturvärden.</w:t>
       </w:r>
     </w:p>
     <w:p>
@@ -226,6 +166,26 @@
         <w:rPr>
           <w:b/>
         </w:rPr>
+        <w:t>Lappmes (NT, §4)</w:t>
+      </w:r>
+      <w:r>
+        <w:t xml:space="preserve">, som är typisk art för </w:t>
+      </w:r>
+      <w:r>
+        <w:rPr>
+          <w:i/>
+        </w:rPr>
+        <w:t>9010 Taiga</w:t>
+      </w:r>
+      <w:r>
+        <w:t>, rödlistad som nära hotad och prioriterad art i Skogsvårdslagen, har minskat med 17,5 (5–30) % under de senaste 10 åren. Lappmesen är en mycket stationär art som häckar i norra Sveriges barr- och blandskogar samt i fjällbjörkskogen. Arten missgynnas starkt av skogsbruk och studier har visat att överlevnaden och vikten hos flygga ungfåglar är högre i naturskog än i gallrad skog. Hemområdesstorleken under häckningstid anges uppgå till 15–20 ha, men kan i marginella habitat vara mycket större, 50–100 ha. Minsta areal äldre skog med observationer under häckningstid i norra Finland var 15 ha. Minskningstakten för den svenska populationen bedöms vara nära gränsvärdet för Sårbar (VU). (A2bc) (SLU Artdatabanken, 2024; Skogsstyrelsen, 2016).</w:t>
+      </w:r>
+    </w:p>
+    <w:p>
+      <w:r>
+        <w:rPr>
+          <w:b/>
+        </w:rPr>
         <w:t>Mörk kolflarnlav (NT)</w:t>
       </w:r>
       <w:r>
@@ -250,6 +210,28 @@
       </w:r>
       <w:r>
         <w:t xml:space="preserve"> (SLU Artdatabanken, 2024).</w:t>
+      </w:r>
+    </w:p>
+    <w:p>
+      <w:pPr>
+        <w:pStyle w:val="Heading1"/>
+      </w:pPr>
+      <w:r>
+        <w:t>EU:s fågeldirektiv</w:t>
+      </w:r>
+    </w:p>
+    <w:p>
+      <w:r>
+        <w:t xml:space="preserve">Europeiska unionens medlemsländer är skyldiga att agera i enlighet med EU:s fågeldirektiv där det uttryckligen står att direktivet gäller för fåglar samt för deras ägg, bon och </w:t>
+      </w:r>
+      <w:r>
+        <w:rPr>
+          <w:b/>
+        </w:rPr>
+        <w:t xml:space="preserve">livsmiljöer </w:t>
+      </w:r>
+      <w:r>
+        <w:t>(artikel 1). Vidare att de åtgärder som vidtas inte får leda till en försämring av den nuvarande situationen beträffande bevarandet av de fågelarter som avses i artikel 1 (artikel 13). Fågeldirektivet är styrande för tillsynsansvariga myndigheters ärendehantering, ställningstaganden och beslutsfattande.</w:t>
       </w:r>
     </w:p>
     <w:p>
@@ -466,7 +448,7 @@
     <w:r>
       <w:tab/>
       <w:tab/>
-      <w:t>2026-06-20</w:t>
+      <w:t>2026-06-21</w:t>
       <w:br/>
       <w:br/>
     </w:r>

--- a/tillsyn/A 60193-2023 tillsynsbegäran.docx
+++ b/tillsyn/A 60193-2023 tillsynsbegäran.docx
@@ -448,7 +448,7 @@
     <w:r>
       <w:tab/>
       <w:tab/>
-      <w:t>2026-06-21</w:t>
+      <w:t>2026-06-22</w:t>
       <w:br/>
       <w:br/>
     </w:r>

--- a/tillsyn/A 60193-2023 tillsynsbegäran.docx
+++ b/tillsyn/A 60193-2023 tillsynsbegäran.docx
@@ -448,7 +448,7 @@
     <w:r>
       <w:tab/>
       <w:tab/>
-      <w:t>2026-06-22</w:t>
+      <w:t>2026-06-23</w:t>
       <w:br/>
       <w:br/>
     </w:r>
